--- a/source/Chapter3.docx
+++ b/source/Chapter3.docx
@@ -908,6 +908,32 @@
     </w:p>
     <w:p>
       <w:pPr>
+        <w:numPr>
+          <w:ilvl w:val="1"/>
+          <w:numId w:val="2"/>
+        </w:numPr>
+        <w:ind w:left="1080" w:hanging="360"/>
+        <w:rPr>
+          <w:i w:val="1"/>
+          <w:iCs w:val="1"/>
+        </w:rPr>
+      </w:pPr>
+      <w:r>
+        <w:rPr>
+          <w:i w:val="1"/>
+          <w:iCs w:val="1"/>
+          <w:rtl w:val="0"/>
+        </w:rPr>
+        <w:t xml:space="preserve">Optional but recommended: do Golem Crafting until you get the Jeweller’s chisel. For furs, do falconry (dashing or dark kebbit) and carry your fur pouch.</w:t>
+      </w:r>
+      <w:r>
+        <w:rPr>
+          <w:rtl w:val="0"/>
+        </w:rPr>
+      </w:r>
+    </w:p>
+    <w:p>
+      <w:pPr>
         <w:rPr/>
       </w:pPr>
       <w:r>
@@ -1355,6 +1381,24 @@
           <w:rtl w:val="0"/>
         </w:rPr>
         <w:t xml:space="preserve">At your own convenience, complete the quest While Guthix Sleeps along the way. Grab the 100 magic logs during the quest for Shades of Mort’ton (for bloodbark) later. Alternatively, postpone the quest until after the Corrupted Gauntlet.</w:t>
+      </w:r>
+    </w:p>
+    <w:p>
+      <w:pPr>
+        <w:numPr>
+          <w:ilvl w:val="1"/>
+          <w:numId w:val="2"/>
+        </w:numPr>
+        <w:ind w:left="1080" w:hanging="360"/>
+        <w:rPr>
+          <w:u w:val="none"/>
+        </w:rPr>
+      </w:pPr>
+      <w:r>
+        <w:rPr>
+          <w:rtl w:val="0"/>
+        </w:rPr>
+        <w:t xml:space="preserve">Turoths drop the Necklace of Fangs, which is a better ranged amulet than a glory. If you get this necklace, use it rather than a glory ammy for ranging. However, keep in mind that for chinning a strength ammy is still better.</w:t>
       </w:r>
     </w:p>
     <w:p>
@@ -9624,7 +9668,7 @@
             <w:u w:val="single"/>
             <w:rtl w:val="0"/>
           </w:rPr>
-          <w:t xml:space="preserve">20260830Chapter1</w:t>
+          <w:t xml:space="preserve">20261019Chapter1</w:t>
         </w:r>
       </w:hyperlink>
       <w:r>
@@ -9650,7 +9694,7 @@
             <w:u w:val="single"/>
             <w:rtl w:val="0"/>
           </w:rPr>
-          <w:t xml:space="preserve">20260830Chapter2</w:t>
+          <w:t xml:space="preserve">20261019Chapter2</w:t>
         </w:r>
       </w:hyperlink>
       <w:r>
@@ -9676,7 +9720,7 @@
             <w:u w:val="single"/>
             <w:rtl w:val="0"/>
           </w:rPr>
-          <w:t xml:space="preserve">20260830Chapter3</w:t>
+          <w:t xml:space="preserve">20261019Chapter3</w:t>
         </w:r>
       </w:hyperlink>
       <w:r>
@@ -9702,7 +9746,7 @@
             <w:u w:val="single"/>
             <w:rtl w:val="0"/>
           </w:rPr>
-          <w:t xml:space="preserve">20260830DetailedStepsGuide</w:t>
+          <w:t xml:space="preserve">20261019DetailedStepsGuide</w:t>
         </w:r>
       </w:hyperlink>
       <w:r>
@@ -10397,7 +10441,11 @@
     <w:p>
       <w:pPr>
         <w:spacing w:line="276" w:lineRule="auto"/>
-        <w:rPr/>
+        <w:rPr>
+          <w:rFonts w:ascii="Arial" w:cs="Arial" w:eastAsia="Arial" w:hAnsi="Arial"/>
+          <w:sz w:val="22"/>
+          <w:szCs w:val="22"/>
+        </w:rPr>
       </w:pPr>
       <w:hyperlink r:id="rId93">
         <w:r>
@@ -10417,6 +10465,28 @@
     </w:p>
     <w:p>
       <w:pPr>
+        <w:spacing w:line="276" w:lineRule="auto"/>
+        <w:rPr/>
+      </w:pPr>
+      <w:hyperlink r:id="rId94">
+        <w:r>
+          <w:rPr>
+            <w:rFonts w:ascii="Arial" w:cs="Arial" w:eastAsia="Arial" w:hAnsi="Arial"/>
+            <w:color w:val="1155cc"/>
+            <w:u w:val="single"/>
+            <w:rtl w:val="0"/>
+          </w:rPr>
+          <w:t xml:space="preserve">20261018BRUHsailerChangelog.txt</w:t>
+        </w:r>
+      </w:hyperlink>
+      <w:r>
+        <w:rPr>
+          <w:rtl w:val="0"/>
+        </w:rPr>
+      </w:r>
+    </w:p>
+    <w:p>
+      <w:pPr>
         <w:rPr/>
       </w:pPr>
       <w:r>
@@ -13358,7 +13428,7 @@
         <w:tab/>
         <w:t xml:space="preserve">Gwenith Ship combat is really solid for rewards while offering good xp, higher than Gwenyth Glide if done well. Salvaging is low effort and quite high XP, and ship combat might prove promising in the future. Deepsea trawling (</w:t>
       </w:r>
-      <w:hyperlink r:id="rId94">
+      <w:hyperlink r:id="rId95">
         <w:r>
           <w:rPr>
             <w:rFonts w:ascii="Arial" w:cs="Arial" w:eastAsia="Arial" w:hAnsi="Arial"/>

--- a/source/Chapter3.docx
+++ b/source/Chapter3.docx
@@ -14076,6 +14076,11 @@
       <w:sz w:val="48"/>
       <w:szCs w:val="48"/>
     </w:rPr>
+  </w:style>
+  <w:style w:type="paragraph" w:styleId="TableofFigures">
+    <w:name w:val="table of figures"/>
+    <w:basedOn w:val="Normal"/>
+    <w:next w:val="Normal"/>
   </w:style>
 </w:styles>
 </file>

--- a/source/Chapter3.docx
+++ b/source/Chapter3.docx
@@ -14076,11 +14076,6 @@
       <w:sz w:val="48"/>
       <w:szCs w:val="48"/>
     </w:rPr>
-  </w:style>
-  <w:style w:type="paragraph" w:styleId="TableofFigures">
-    <w:name w:val="table of figures"/>
-    <w:basedOn w:val="Normal"/>
-    <w:next w:val="Normal"/>
   </w:style>
 </w:styles>
 </file>
